--- a/informes/informe_seguimiento_jose_maria_moncloa_audi_2026-03.docx
+++ b/informes/informe_seguimiento_jose_maria_moncloa_audi_2026-03.docx
@@ -20,7 +20,7 @@
           <w:color w:val="444444"/>
           <w:sz w:val="24"/>
         </w:rPr>
-        <w:t>José María Campos · Moncloa Audi</w:t>
+        <w:t>Jose Maria Campos · Moncloa Audi</w:t>
       </w:r>
     </w:p>
     <w:p>
@@ -58,6 +58,14 @@
         <w:pStyle w:val="ListBullet"/>
       </w:pPr>
       <w:r>
+        <w:t>ICC Modulo Proactividad Comercial — Posicion 12 de 143 | Puntuacion del modulo: 6,29</w:t>
+      </w:r>
+    </w:p>
+    <w:p>
+      <w:pPr>
+        <w:pStyle w:val="ListBullet"/>
+      </w:pPr>
+      <w:r>
         <w:t>Detalle por categoria: Amortiguadores: 5.44% | Baterias: 4.08% | Discos: 13.61% | Escobillas: 16.33% | Neumaticos: 102.04% | Pastillas: 52.38%.</w:t>
       </w:r>
     </w:p>
@@ -78,6 +86,30 @@
       </w:r>
     </w:p>
     <w:p>
+      <w:pPr>
+        <w:pStyle w:val="ListBullet"/>
+      </w:pPr>
+      <w:r>
+        <w:t>ICC - Ext. Garantia: 84,8% (media 65,5%, Top20 91,8%). Fortaleza, muy por encima de la media.</w:t>
+      </w:r>
+    </w:p>
+    <w:p>
+      <w:pPr>
+        <w:pStyle w:val="ListBullet"/>
+      </w:pPr>
+      <w:r>
+        <w:t>ICC - Sust. Neumaticos: 54,0% (media 24,1%, Top20 46,0%). Excelente, nivel superior al Top 20.</w:t>
+      </w:r>
+    </w:p>
+    <w:p>
+      <w:pPr>
+        <w:pStyle w:val="ListBullet"/>
+      </w:pPr>
+      <w:r>
+        <w:t>ICC - Radar (Desgaste): 101,9% (media 98,3%, Top20 162,8%). Por encima del objetivo teorico.</w:t>
+      </w:r>
+    </w:p>
+    <w:p>
       <w:r>
         <w:rPr>
           <w:b/>
@@ -94,6 +126,30 @@
         <w:t>Desgaste total 193.88% (posicion 6/7 del ranking): por debajo del umbral de referencia (220%). Instalacion de seguimiento prioritario.</w:t>
       </w:r>
     </w:p>
+    <w:p>
+      <w:pPr>
+        <w:pStyle w:val="ListBullet"/>
+      </w:pPr>
+      <w:r>
+        <w:t>ICC - RGPD: 51,5% (media 72,4%, Top20 90,3%). Puntuacion 0,00, muy por debajo del objetivo del 85%.</w:t>
+      </w:r>
+    </w:p>
+    <w:p>
+      <w:pPr>
+        <w:pStyle w:val="ListBullet"/>
+      </w:pPr>
+      <w:r>
+        <w:t>ICC - At. Comerciales: 0,00% (media 6,3%, Top20 20,96%). Resultado nulo, oportunidad de venta perdida. Critico.</w:t>
+      </w:r>
+    </w:p>
+    <w:p>
+      <w:pPr>
+        <w:pStyle w:val="ListBullet"/>
+      </w:pPr>
+      <w:r>
+        <w:t>ICC - Campanas Averias: 0% (media 10%, Top20 10%). Inactividad absoluta en gestion de campanas. Critico.</w:t>
+      </w:r>
+    </w:p>
     <w:p/>
     <w:p>
       <w:pPr>
@@ -101,6 +157,64 @@
       </w:pPr>
       <w:r>
         <w:t>Digital</w:t>
+      </w:r>
+    </w:p>
+    <w:p>
+      <w:r>
+        <w:rPr>
+          <w:b/>
+          <w:color w:val="1A7A3C"/>
+        </w:rPr>
+        <w:t>Puntos positivos</w:t>
+      </w:r>
+    </w:p>
+    <w:p>
+      <w:pPr>
+        <w:pStyle w:val="ListBullet"/>
+      </w:pPr>
+      <w:r>
+        <w:t>ICC Modulo Digital — Posicion 33 de 143 | Puntuacion del modulo: 5,28</w:t>
+      </w:r>
+    </w:p>
+    <w:p>
+      <w:pPr>
+        <w:pStyle w:val="ListBullet"/>
+      </w:pPr>
+      <w:r>
+        <w:t>ICC - Audi CAM: 17% (media 5,2%, Top20 18,4%). Uso muy superior a la media de la red.</w:t>
+      </w:r>
+    </w:p>
+    <w:p>
+      <w:pPr>
+        <w:pStyle w:val="ListBullet"/>
+      </w:pPr>
+      <w:r>
+        <w:t>ICC - Recovery Conectividad: 25,0% (media 18,1%, Top20 47,6%). Por encima de la media nacional.</w:t>
+      </w:r>
+    </w:p>
+    <w:p>
+      <w:r>
+        <w:rPr>
+          <w:b/>
+          <w:color w:val="C0392B"/>
+        </w:rPr>
+        <w:t>Puntos a mejorar</w:t>
+      </w:r>
+    </w:p>
+    <w:p>
+      <w:pPr>
+        <w:pStyle w:val="ListBullet"/>
+      </w:pPr>
+      <w:r>
+        <w:t>ICC - ONE Score: 6,0 (media 6,6, Top20 8,6). Calidad del dato inferior a la media.</w:t>
+      </w:r>
+    </w:p>
+    <w:p>
+      <w:pPr>
+        <w:pStyle w:val="ListBullet"/>
+      </w:pPr>
+      <w:r>
+        <w:t>ICC - Cita Online: 0,0% (media 18,1%, Top20 47,6%). Canal digital totalmente inactivo. Critico.</w:t>
       </w:r>
     </w:p>
     <w:p/>
@@ -126,7 +240,64 @@
         <w:pStyle w:val="ListBullet"/>
       </w:pPr>
       <w:r>
+        <w:t>ICC Modulo Calidad (Experience+) — Posicion 52 de 142 | Puntuacion del modulo: 6,29</w:t>
+      </w:r>
+    </w:p>
+    <w:p>
+      <w:pPr>
+        <w:pStyle w:val="ListBullet"/>
+      </w:pPr>
+      <w:r>
         <w:t>CAL1SEM: 5.00 (20 puntos Iron Man). Cumple el minimo recomendado (5).</w:t>
+      </w:r>
+    </w:p>
+    <w:p>
+      <w:pPr>
+        <w:pStyle w:val="ListBullet"/>
+      </w:pPr>
+      <w:r>
+        <w:t>ICC - CEM Satisfaccion General: 4,9 (media 4,69, Top20 5,0). Rozando el nivel maximo de satisfaccion.</w:t>
+      </w:r>
+    </w:p>
+    <w:p>
+      <w:pPr>
+        <w:pStyle w:val="ListBullet"/>
+      </w:pPr>
+      <w:r>
+        <w:t>ICC - ICT (Incidencias): 0,0% (media 0,6%, Top20 0%). Sin reclamaciones en el periodo. Perfecto.</w:t>
+      </w:r>
+    </w:p>
+    <w:p>
+      <w:pPr>
+        <w:pStyle w:val="ListBullet"/>
+      </w:pPr>
+      <w:r>
+        <w:t>ICC - MyAudi&amp;Me: 35,6% (media 25,9%, Top20 52,9%). Penetracion superior a la media.</w:t>
+      </w:r>
+    </w:p>
+    <w:p>
+      <w:r>
+        <w:rPr>
+          <w:b/>
+          <w:color w:val="C0392B"/>
+        </w:rPr>
+        <w:t>Puntos a mejorar</w:t>
+      </w:r>
+    </w:p>
+    <w:p>
+      <w:pPr>
+        <w:pStyle w:val="ListBullet"/>
+      </w:pPr>
+      <w:r>
+        <w:t>ICC - Audi Move: 25,0% (media 56,2%, Top20 92,5%). Uso de flota muy inferior a la media. Critico.</w:t>
+      </w:r>
+    </w:p>
+    <w:p>
+      <w:pPr>
+        <w:pStyle w:val="ListBullet"/>
+      </w:pPr>
+      <w:r>
+        <w:t>ICC - Transporte Alternativo: 16,7% (media 42,1%). Poca oferta percibida de movilidad. Critico.</w:t>
       </w:r>
     </w:p>
     <w:p/>
@@ -164,6 +335,182 @@
         <w:t>Recursos generales</w:t>
       </w:r>
     </w:p>
+    <w:p>
+      <w:r>
+        <w:rPr>
+          <w:b/>
+          <w:color w:val="1A7A3C"/>
+        </w:rPr>
+        <w:t>Puntos positivos</w:t>
+      </w:r>
+    </w:p>
+    <w:p>
+      <w:pPr>
+        <w:pStyle w:val="ListBullet"/>
+      </w:pPr>
+      <w:r>
+        <w:t>ICC Modulo Recursos Generales — Posicion 26 de 143 | Puntuacion del modulo: 6,31</w:t>
+      </w:r>
+    </w:p>
+    <w:p>
+      <w:pPr>
+        <w:pStyle w:val="ListBullet"/>
+      </w:pPr>
+      <w:r>
+        <w:t>ICC - T. Ciclo Mecanica: 1,4 dias (media 2,65, Top20 2,19). Mas eficiente que el Top 20.</w:t>
+      </w:r>
+    </w:p>
+    <w:p>
+      <w:pPr>
+        <w:pStyle w:val="ListBullet"/>
+      </w:pPr>
+      <w:r>
+        <w:t>ICC - CEM Organizacion: 5,0 (media 4,46, Top20 4,97). Organizacion percibida de alto nivel. Perfecto.</w:t>
+      </w:r>
+    </w:p>
+    <w:p>
+      <w:r>
+        <w:rPr>
+          <w:b/>
+          <w:color w:val="C0392B"/>
+        </w:rPr>
+        <w:t>Puntos a mejorar</w:t>
+      </w:r>
+    </w:p>
+    <w:p>
+      <w:pPr>
+        <w:pStyle w:val="ListBullet"/>
+      </w:pPr>
+      <w:r>
+        <w:t>ICC - Ocupacion (PLATON): 75,1% (media 88,51%, Top20 98,06%). Capacidad ociosa significativa.</w:t>
+      </w:r>
+    </w:p>
+    <w:p>
+      <w:pPr>
+        <w:pStyle w:val="ListBullet"/>
+      </w:pPr>
+      <w:r>
+        <w:t>ICC - Mantenim. &lt;24h: 4,4% (media 44,92%, Top20 70,07%). Rapidez en mantenimientos muy baja. Critico.</w:t>
+      </w:r>
+    </w:p>
+    <w:p/>
+    <w:p>
+      <w:pPr>
+        <w:pStyle w:val="Heading1"/>
+      </w:pPr>
+      <w:r>
+        <w:t>Carroceria</w:t>
+      </w:r>
+    </w:p>
+    <w:p>
+      <w:r>
+        <w:rPr>
+          <w:b/>
+          <w:color w:val="1A7A3C"/>
+        </w:rPr>
+        <w:t>Puntos positivos</w:t>
+      </w:r>
+    </w:p>
+    <w:p>
+      <w:pPr>
+        <w:pStyle w:val="ListBullet"/>
+      </w:pPr>
+      <w:r>
+        <w:t>ICC Modulo Carroceria — Posicion 23 de 143 | Puntuacion del modulo: 7,31</w:t>
+      </w:r>
+    </w:p>
+    <w:p>
+      <w:pPr>
+        <w:pStyle w:val="ListBullet"/>
+      </w:pPr>
+      <w:r>
+        <w:t>ICC - Recup. Siniestros: 100,0% (media 96,7%, Top20 100,0%). Gestion impecable del programa. Perfecto.</w:t>
+      </w:r>
+    </w:p>
+    <w:p>
+      <w:pPr>
+        <w:pStyle w:val="ListBullet"/>
+      </w:pPr>
+      <w:r>
+        <w:t>ICC - Retencion Parque: 3,0% (media -5,6%, Top20 47,5%). Resultado positivo frente a media negativa.</w:t>
+      </w:r>
+    </w:p>
+    <w:p>
+      <w:r>
+        <w:rPr>
+          <w:b/>
+          <w:color w:val="C0392B"/>
+        </w:rPr>
+        <w:t>Puntos a mejorar</w:t>
+      </w:r>
+    </w:p>
+    <w:p>
+      <w:pPr>
+        <w:pStyle w:val="ListBullet"/>
+      </w:pPr>
+      <w:r>
+        <w:t>ICC - Facturacion Carroceria: 12,7% (media 42,8%, Top20 435,5%). Crecimiento muy por debajo de la media.</w:t>
+      </w:r>
+    </w:p>
+    <w:p/>
+    <w:p>
+      <w:pPr>
+        <w:pStyle w:val="Heading1"/>
+      </w:pPr>
+      <w:r>
+        <w:t>Personas</w:t>
+      </w:r>
+    </w:p>
+    <w:p>
+      <w:r>
+        <w:rPr>
+          <w:b/>
+          <w:color w:val="1A7A3C"/>
+        </w:rPr>
+        <w:t>Puntos positivos</w:t>
+      </w:r>
+    </w:p>
+    <w:p>
+      <w:pPr>
+        <w:pStyle w:val="ListBullet"/>
+      </w:pPr>
+      <w:r>
+        <w:t>ICC Modulo Personas — Posicion 109 de 143 | Puntuacion del modulo: 4,37</w:t>
+      </w:r>
+    </w:p>
+    <w:p>
+      <w:pPr>
+        <w:pStyle w:val="ListBullet"/>
+      </w:pPr>
+      <w:r>
+        <w:t>ICC - Formacion (% Certificados): 100,0% (media 99,29%, Top20 100%). Equipo totalmente certificado.</w:t>
+      </w:r>
+    </w:p>
+    <w:p>
+      <w:r>
+        <w:rPr>
+          <w:b/>
+          <w:color w:val="C0392B"/>
+        </w:rPr>
+        <w:t>Puntos a mejorar</w:t>
+      </w:r>
+    </w:p>
+    <w:p>
+      <w:pPr>
+        <w:pStyle w:val="ListBullet"/>
+      </w:pPr>
+      <w:r>
+        <w:t>ICC - Retencion Personal: 94,7% (media 99,2%, Top20 100%). Rotacion superior a la media nacional.</w:t>
+      </w:r>
+    </w:p>
+    <w:p>
+      <w:pPr>
+        <w:pStyle w:val="ListBullet"/>
+      </w:pPr>
+      <w:r>
+        <w:t>ICC - Formacion (% No Asistencia): 54,99% (media 10,5%, Top20 0%). Absentismo formativo masivo. Critico.</w:t>
+      </w:r>
+    </w:p>
     <w:p/>
     <w:p>
       <w:pPr>
@@ -187,7 +534,15 @@
         <w:pStyle w:val="ListBullet"/>
       </w:pPr>
       <w:r>
-        <w:t>ICC: posicion 12 en el ranking de marca. Posicion aceptable.</w:t>
+        <w:t>ICC global: posicion 12 de 143 | Puntuacion: 6,29</w:t>
+      </w:r>
+    </w:p>
+    <w:p>
+      <w:pPr>
+        <w:pStyle w:val="ListBullet"/>
+      </w:pPr>
+      <w:r>
+        <w:t>Iron Man ICC: posicion 12 en el ranking de marca. Posicion aceptable.</w:t>
       </w:r>
     </w:p>
     <w:p>
@@ -210,62 +565,99 @@
     <w:tbl>
       <w:tblPr>
         <w:tblStyle w:val="TableGrid"/>
-        <w:tblW w:w="0" w:type="auto"/>
+        <w:tblW w:type="auto" w:w="0"/>
+        <w:tblLook w:firstColumn="1" w:firstRow="1" w:lastColumn="0" w:lastRow="0" w:noHBand="0" w:noVBand="1" w:val="04A0"/>
       </w:tblPr>
+      <w:tblGrid>
+        <w:gridCol w:w="3010"/>
+        <w:gridCol w:w="3010"/>
+        <w:gridCol w:w="3010"/>
+      </w:tblGrid>
       <w:tr>
         <w:tc>
-          <w:tcPr/>
+          <w:tcPr>
+            <w:tcW w:type="dxa" w:w="3010"/>
+          </w:tcPr>
           <w:p>
             <w:r>
               <w:rPr>
                 <w:b/>
               </w:rPr>
-              <w:t xml:space="preserve">Tarea</w:t>
+              <w:t>Tarea</w:t>
             </w:r>
           </w:p>
         </w:tc>
         <w:tc>
-          <w:tcPr/>
+          <w:tcPr>
+            <w:tcW w:type="dxa" w:w="3010"/>
+          </w:tcPr>
           <w:p>
             <w:r>
               <w:rPr>
                 <w:b/>
               </w:rPr>
-              <w:t xml:space="preserve">Responsable</w:t>
+              <w:t>Responsable</w:t>
             </w:r>
           </w:p>
         </w:tc>
         <w:tc>
-          <w:tcPr/>
+          <w:tcPr>
+            <w:tcW w:type="dxa" w:w="3010"/>
+          </w:tcPr>
           <w:p>
             <w:r>
               <w:rPr>
                 <w:b/>
               </w:rPr>
-              <w:t xml:space="preserve">Fecha límite</w:t>
+              <w:t>Fecha limite</w:t>
+            </w:r>
+          </w:p>
+        </w:tc>
+        <w:tc>
+          <w:tcPr>
+            <w:tcW w:type="dxa" w:w="3010"/>
+          </w:tcPr>
+          <w:p>
+            <w:r>
+              <w:rPr>
+                <w:b/>
+              </w:rPr>
+              <w:t>Grado de cumplimentación</w:t>
             </w:r>
           </w:p>
         </w:tc>
       </w:tr>
       <w:tr>
         <w:tc>
-          <w:tcPr/>
+          <w:tcPr>
+            <w:tcW w:type="dxa" w:w="3010"/>
+          </w:tcPr>
           <w:p>
             <w:r>
-              <w:t xml:space="preserve">Utilizar el Laser de desgaste</w:t>
+              <w:t>Utilizar el Laser de desgaste</w:t>
             </w:r>
           </w:p>
         </w:tc>
         <w:tc>
-          <w:tcPr/>
+          <w:tcPr>
+            <w:tcW w:type="dxa" w:w="3010"/>
+          </w:tcPr>
           <w:p>
-            <w:r>
-              <w:t/>
-            </w:r>
+            <w:r/>
           </w:p>
         </w:tc>
         <w:tc>
-          <w:tcPr/>
+          <w:tcPr>
+            <w:tcW w:type="dxa" w:w="3010"/>
+          </w:tcPr>
+          <w:p>
+            <w:r/>
+          </w:p>
+        </w:tc>
+        <w:tc>
+          <w:tcPr>
+            <w:tcW w:type="dxa" w:w="3010"/>
+          </w:tcPr>
           <w:p>
             <w:r>
               <w:t/>
@@ -275,6 +667,12 @@
       </w:tr>
     </w:tbl>
     <w:p/>
+    <w:sectPr>
+      <w:pgSz w:w="11909" w:h="16834"/>
+      <w:pgMar w:top="1440" w:right="1440" w:bottom="1440" w:left="1440" w:header="720" w:footer="720" w:gutter="0"/>
+      <w:cols w:space="720"/>
+      <w:docGrid w:linePitch="360"/>
+    </w:sectPr>
   </w:body>
 </w:document>
 </file>
